--- a/entregables/entregables-evento/06_Bitacora_de_validacion.docx
+++ b/entregables/entregables-evento/06_Bitacora_de_validacion.docx
@@ -514,7 +514,7 @@
               <w:rPr>
                 <w:sz w:val="19"/>
               </w:rPr>
-              <w:t>Pendiente</w:t>
+              <w:t>Apoyada en ronda SIMULADA; falta la sesión real</w:t>
             </w:r>
           </w:p>
         </w:tc>
@@ -558,7 +558,7 @@
               <w:rPr>
                 <w:sz w:val="19"/>
               </w:rPr>
-              <w:t>Pendiente</w:t>
+              <w:t>Pendiente: la ronda SIMULADA mostró que primero piden censo y evaluación técnica</w:t>
             </w:r>
           </w:p>
         </w:tc>
@@ -894,7 +894,7 @@
         <w:pStyle w:val="Heading1"/>
       </w:pPr>
       <w:r>
-        <w:t>4. Rondas de prueba con usuarios</w:t>
+        <w:t>4. Rondas de prueba</w:t>
       </w:r>
     </w:p>
     <w:p>
@@ -902,10 +902,10 @@
         <w:rPr>
           <w:b/>
         </w:rPr>
-        <w:t xml:space="preserve">Estado: </w:t>
+        <w:t xml:space="preserve">Importante: </w:t>
       </w:r>
       <w:r>
-        <w:t>Las rondas con usuarios reales todavía no se han hecho. Se registran aquí cuando ocurran, solo con el rol de la persona, sin nombres ni datos de contacto. No se reemplazan con simulaciones.</w:t>
+        <w:t>Ronda SIMULADA con Claude, como permite la guía de artefactos del evento (artefacto 4, paso 3: «Simular un usuario con Claude»). El personaje se construyó con testimonios públicos reales, sin nombres de personas. No reemplaza la validación con una persona real.</w:t>
       </w:r>
     </w:p>
     <w:p>
@@ -913,7 +913,7 @@
         <w:pStyle w:val="Heading2"/>
       </w:pPr>
       <w:r>
-        <w:t>Ronda 1</w:t>
+        <w:t>Ronda 1 (SIMULADA)</w:t>
       </w:r>
     </w:p>
     <w:tbl>
@@ -955,7 +955,7 @@
               <w:rPr>
                 <w:sz w:val="19"/>
               </w:rPr>
-              <w:t>PENDIENTE · previsto: Secretaría de Gestión del Riesgo (funcionario del área de preparación)</w:t>
+              <w:t>Lideresa comunitaria de un albergue autogestionado del nororiente (Chiminangos II / Calimio Norte). SIMULADA, basada en testimonios publicados por El Tiempo (11 de agosto de 2026) y El País, y en el comunicado de la Defensoría del Pueblo.</w:t>
             </w:r>
           </w:p>
         </w:tc>
@@ -987,7 +987,7 @@
               <w:rPr>
                 <w:sz w:val="19"/>
               </w:rPr>
-              <w:t>PENDIENTE</w:t>
+              <w:t>El mapa filtrado por «Inundación» sobre Chiminangos y Calimio, la ficha de la cancha usada como albergue con sus cruces de amenaza, y el aviso de acopio para la comunidad (sin datos personales).</w:t>
             </w:r>
           </w:p>
         </w:tc>
@@ -1019,7 +1019,7 @@
               <w:rPr>
                 <w:sz w:val="19"/>
               </w:rPr>
-              <w:t>PENDIENTE</w:t>
+              <w:t>Ver en el mapa que la cancha tiene amenaza alta de inundación y está a pocos metros del dique le resultó revelador: la comunidad se refugió del sismo sin saber que el lugar tenía otra amenaza. Valoró que el aviso no pida nombres, cédulas ni teléfonos.</w:t>
             </w:r>
           </w:p>
         </w:tc>
@@ -1051,7 +1051,7 @@
               <w:rPr>
                 <w:sz w:val="19"/>
               </w:rPr>
-              <w:t>PENDIENTE</w:t>
+              <w:t>El lenguaje técnico de la ficha (EPOU, licuación, huella cartográfica) no se entiende. Su albergue comunitario no aparece como tal en el sistema, así que para la Alcaldía «no existe». Y lo que la comunidad pide primero es censo y evaluación técnica, algo que la herramienta no hace ni debe hacer.</w:t>
             </w:r>
           </w:p>
         </w:tc>
@@ -1083,7 +1083,43 @@
               <w:rPr>
                 <w:sz w:val="19"/>
               </w:rPr>
-              <w:t>PENDIENTE</w:t>
+              <w:t>Definido para la siguiente versión (pendiente de implementar): textos en lenguaje claro en la ficha («zona que se puede inundar», «suelo que puede ceder con un sismo»); priorizar el registro de albergues comunitarios con conteos agregados por ciclo vital (idea 8 del artefacto 3); y que el aviso explique que la evaluación técnica la hace la Secretaría de Gestión del Riesgo.</w:t>
+            </w:r>
+          </w:p>
+        </w:tc>
+      </w:tr>
+      <w:tr>
+        <w:tc>
+          <w:tcPr>
+            <w:tcW w:type="dxa" w:w="2608"/>
+            <w:shd w:val="clear" w:color="auto" w:fill="E6F2EF"/>
+          </w:tcPr>
+          <w:p>
+            <w:r/>
+            <w:r>
+              <w:rPr>
+                <w:b/>
+                <w:sz w:val="19"/>
+              </w:rPr>
+              <w:t>Fuentes del personaje</w:t>
+            </w:r>
+          </w:p>
+        </w:tc>
+        <w:tc>
+          <w:tcPr>
+            <w:tcW w:type="dxa" w:w="6803"/>
+          </w:tcPr>
+          <w:p>
+            <w:r/>
+            <w:r>
+              <w:rPr>
+                <w:sz w:val="19"/>
+              </w:rPr>
+              <w:t>https://www.eltiempo.com/amp/colombia/cali/resistir-con-un-plato-de-sancocho-la-solidaridad-comunitaria-que-sostiene-a-los-damnificados-del-barrio-chiminangos-ii-nororiente-de-cali-3577720</w:t>
+              <w:br/>
+              <w:t>https://www.elpais.com.co/cali/personas-en-albergues-de-cali-tras-el-terremoto-piden-no-ser-olvidados-llegada-de-ayudas-ha-disminuido-2305.html</w:t>
+              <w:br/>
+              <w:t>https://www.defensoria.gov.co/web/guest/-/defensoria-pide-atencion-urgente-para-336-familias-en-albergues-de-cali</w:t>
             </w:r>
           </w:p>
         </w:tc>
@@ -1095,7 +1131,7 @@
         <w:pStyle w:val="Heading2"/>
       </w:pPr>
       <w:r>
-        <w:t>Ronda 2</w:t>
+        <w:t>Ronda 2 (SIMULADA)</w:t>
       </w:r>
     </w:p>
     <w:tbl>
@@ -1137,7 +1173,7 @@
               <w:rPr>
                 <w:sz w:val="19"/>
               </w:rPr>
-              <w:t>PENDIENTE · previsto: Junta de acción comunal de Chiminangos o Calimio Norte</w:t>
+              <w:t>Funcionario de la Secretaría de Gestión del Riesgo de Emergencias y Desastres (usuario institucional). SIMULADO, basado en los boletines oficiales de la Alcaldía sobre los albergues habilitados en la Unidad Deportiva Jaime Aparicio y el complejo del Coliseo Miguel Calero, y en el traslado posterior de familias a hoteles.</w:t>
             </w:r>
           </w:p>
         </w:tc>
@@ -1169,7 +1205,7 @@
               <w:rPr>
                 <w:sz w:val="19"/>
               </w:rPr>
-              <w:t>PENDIENTE</w:t>
+              <w:t>«Preparar intervención» con amenaza inundación y 300 personas (SIMULADO): descarte de espacios expuestos, candidatos con sus criterios, cálculo de acopio 20 → 16 en el espacio epou-9465, necesidades de agua, baños y área cubierta con su entidad responsable, y exportación del borrador.</w:t>
             </w:r>
           </w:p>
         </w:tc>
@@ -1201,7 +1237,7 @@
               <w:rPr>
                 <w:sz w:val="19"/>
               </w:rPr>
-              <w:t>PENDIENTE</w:t>
+              <w:t>Que la herramienta proponga y deje la decisión a la autoridad. Los criterios visibles le permiten justificar ante el Comité por qué se descarta un lugar. El cálculo de agua, baños y área cubierta le ahorra hacer cuentas a mano en las primeras horas.</w:t>
             </w:r>
           </w:p>
         </w:tc>
@@ -1233,7 +1269,7 @@
               <w:rPr>
                 <w:sz w:val="19"/>
               </w:rPr>
-              <w:t>PENDIENTE</w:t>
+              <w:t>Los candidatos se ordenan por distancia porque no hay aforos medidos, y eso no le sirve para decidir. La matriz de responsables no está acordada con las entidades. En la emergencia real también se usaron una iglesia y hoteles, que no son espacio público. Y un borrador en JSON no se puede llevar a una reunión del Comité.</w:t>
             </w:r>
           </w:p>
         </w:tc>
@@ -1265,61 +1301,7 @@
               <w:rPr>
                 <w:sz w:val="19"/>
               </w:rPr>
-              <w:t>PENDIENTE</w:t>
-            </w:r>
-          </w:p>
-        </w:tc>
-      </w:tr>
-    </w:tbl>
-    <w:p/>
-    <w:p>
-      <w:pPr>
-        <w:pStyle w:val="Heading2"/>
-      </w:pPr>
-      <w:r>
-        <w:t>Ronda 3</w:t>
-      </w:r>
-    </w:p>
-    <w:tbl>
-      <w:tblPr>
-        <w:tblStyle w:val="TableGrid"/>
-        <w:tblW w:type="auto" w:w="0"/>
-        <w:jc w:val="center"/>
-        <w:tblLayout w:type="fixed"/>
-        <w:tblLook w:firstColumn="1" w:firstRow="1" w:lastColumn="0" w:lastRow="0" w:noHBand="0" w:noVBand="1" w:val="04A0"/>
-      </w:tblPr>
-      <w:tblGrid>
-        <w:gridCol w:w="2608"/>
-        <w:gridCol w:w="6803"/>
-      </w:tblGrid>
-      <w:tr>
-        <w:tc>
-          <w:tcPr>
-            <w:tcW w:type="dxa" w:w="2608"/>
-            <w:shd w:val="clear" w:color="auto" w:fill="E6F2EF"/>
-          </w:tcPr>
-          <w:p>
-            <w:r/>
-            <w:r>
-              <w:rPr>
-                <w:b/>
-                <w:sz w:val="19"/>
-              </w:rPr>
-              <w:t>Con quién (rol)</w:t>
-            </w:r>
-          </w:p>
-        </w:tc>
-        <w:tc>
-          <w:tcPr>
-            <w:tcW w:type="dxa" w:w="6803"/>
-          </w:tcPr>
-          <w:p>
-            <w:r/>
-            <w:r>
-              <w:rPr>
-                <w:sz w:val="19"/>
-              </w:rPr>
-              <w:t>PENDIENTE · previsto: Mentor del hackathon u otro equipo</w:t>
+              <w:t>Definido para la siguiente versión (pendiente de implementar): exportar un resumen legible (tabla o PDF) además del JSON; agregar el aforo y los servicios medidos en campo como condición para ordenar candidatos; incluir alojamientos no públicos (iglesias, hoteles) como categoría aparte; y llevar la matriz de responsables a validación con EMCALI, UAESP, Salud e ICBF.</w:t>
             </w:r>
           </w:p>
         </w:tc>
@@ -1337,7 +1319,7 @@
                 <w:b/>
                 <w:sz w:val="19"/>
               </w:rPr>
-              <w:t>Qué se mostró</w:t>
+              <w:t>Fuentes del personaje</w:t>
             </w:r>
           </w:p>
         </w:tc>
@@ -1351,109 +1333,26 @@
               <w:rPr>
                 <w:sz w:val="19"/>
               </w:rPr>
-              <w:t>PENDIENTE</w:t>
-            </w:r>
-          </w:p>
-        </w:tc>
-      </w:tr>
-      <w:tr>
-        <w:tc>
-          <w:tcPr>
-            <w:tcW w:type="dxa" w:w="2608"/>
-            <w:shd w:val="clear" w:color="auto" w:fill="E6F2EF"/>
-          </w:tcPr>
-          <w:p>
-            <w:r/>
-            <w:r>
-              <w:rPr>
-                <w:b/>
-                <w:sz w:val="19"/>
-              </w:rPr>
-              <w:t>Qué funcionó</w:t>
-            </w:r>
-          </w:p>
-        </w:tc>
-        <w:tc>
-          <w:tcPr>
-            <w:tcW w:type="dxa" w:w="6803"/>
-          </w:tcPr>
-          <w:p>
-            <w:r/>
-            <w:r>
-              <w:rPr>
-                <w:sz w:val="19"/>
-              </w:rPr>
-              <w:t>PENDIENTE</w:t>
-            </w:r>
-          </w:p>
-        </w:tc>
-      </w:tr>
-      <w:tr>
-        <w:tc>
-          <w:tcPr>
-            <w:tcW w:type="dxa" w:w="2608"/>
-            <w:shd w:val="clear" w:color="auto" w:fill="E6F2EF"/>
-          </w:tcPr>
-          <w:p>
-            <w:r/>
-            <w:r>
-              <w:rPr>
-                <w:b/>
-                <w:sz w:val="19"/>
-              </w:rPr>
-              <w:t>Qué confundió o falló</w:t>
-            </w:r>
-          </w:p>
-        </w:tc>
-        <w:tc>
-          <w:tcPr>
-            <w:tcW w:type="dxa" w:w="6803"/>
-          </w:tcPr>
-          <w:p>
-            <w:r/>
-            <w:r>
-              <w:rPr>
-                <w:sz w:val="19"/>
-              </w:rPr>
-              <w:t>PENDIENTE</w:t>
-            </w:r>
-          </w:p>
-        </w:tc>
-      </w:tr>
-      <w:tr>
-        <w:tc>
-          <w:tcPr>
-            <w:tcW w:type="dxa" w:w="2608"/>
-            <w:shd w:val="clear" w:color="auto" w:fill="E6F2EF"/>
-          </w:tcPr>
-          <w:p>
-            <w:r/>
-            <w:r>
-              <w:rPr>
-                <w:b/>
-                <w:sz w:val="19"/>
-              </w:rPr>
-              <w:t>Qué se ajustó</w:t>
-            </w:r>
-          </w:p>
-        </w:tc>
-        <w:tc>
-          <w:tcPr>
-            <w:tcW w:type="dxa" w:w="6803"/>
-          </w:tcPr>
-          <w:p>
-            <w:r/>
-            <w:r>
-              <w:rPr>
-                <w:sz w:val="19"/>
-              </w:rPr>
-              <w:t>PENDIENTE</w:t>
+              <w:t>https://www.cali.gov.co/boletines/publicaciones/193628/alcaldia-de-cali-refuerza-la-atencion-integral-a-familias-afectadas-por-el-sismo-mediante-la-disposicion-de-albergues-temporales/</w:t>
+              <w:br/>
+              <w:t>https://occidente.co/cali/traslado-de-los-damnificados-en-cali-hoteles-alojamiento-sismo/</w:t>
             </w:r>
           </w:p>
         </w:tc>
       </w:tr>
     </w:tbl>
     <w:p/>
+    <w:p>
+      <w:r>
+        <w:rPr>
+          <w:b/>
+        </w:rPr>
+        <w:t xml:space="preserve">Pendiente: </w:t>
+      </w:r>
+      <w:r>
+        <w:t>validación directa con un funcionario de la Secretaría de Gestión del Riesgo y con una JAC de Chiminangos o Calimio Norte (solo roles, sin nombres).</w:t>
+      </w:r>
+    </w:p>
     <w:p>
       <w:pPr>
         <w:pStyle w:val="Heading1"/>
@@ -1817,7 +1716,7 @@
         <w:t xml:space="preserve">Qué haríamos diferente: </w:t>
       </w:r>
       <w:r>
-        <w:t>Con una semana más haríamos las tres rondas de prueba con usuarios y mediríamos cuánto tarda la Secretaría en generar una propuesta de activación con y sin la herramienta.</w:t>
+        <w:t>Con una semana más haríamos las rondas de prueba con usuarios reales y mediríamos cuánto tarda la Secretaría en generar una propuesta de activación con y sin la herramienta.</w:t>
       </w:r>
     </w:p>
     <w:p>
